--- a/a7/packages/A7 Unit 6 - Relationships in Triangles/Lessons/6.T1/Keys/A7 6.T1 Angle Pairs Supplementary, Complementary, Vertical, Adjacent - Independent Set - Key.docx
+++ b/a7/packages/A7 Unit 6 - Relationships in Triangles/Lessons/6.T1/Keys/A7 6.T1 Angle Pairs Supplementary, Complementary, Vertical, Adjacent - Independent Set - Key.docx
@@ -896,13 +896,176 @@
               <w:t xml:space="preserve">6.   </w:t>
             </w:r>
             <w:r>
+              <w:drawing>
+                <wp:inline xmlns:a="http://schemas.openxmlformats.org/drawingml/2006/main" xmlns:pic="http://schemas.openxmlformats.org/drawingml/2006/picture">
+                  <wp:extent cx="426720" cy="143256"/>
+                  <wp:docPr id="5" name="Picture 5"/>
+                  <wp:cNvGraphicFramePr>
+                    <a:graphicFrameLocks noChangeAspect="1"/>
+                  </wp:cNvGraphicFramePr>
+                  <a:graphic>
+                    <a:graphicData uri="http://schemas.openxmlformats.org/drawingml/2006/picture">
+                      <pic:pic>
+                        <pic:nvPicPr>
+                          <pic:cNvPr id="0" name="ee939bb0e262b3e9.png"/>
+                          <pic:cNvPicPr/>
+                        </pic:nvPicPr>
+                        <pic:blipFill>
+                          <a:blip r:embed="rId13"/>
+                          <a:stretch>
+                            <a:fillRect/>
+                          </a:stretch>
+                        </pic:blipFill>
+                        <pic:spPr>
+                          <a:xfrm>
+                            <a:off x="0" y="0"/>
+                            <a:ext cx="426720" cy="143256"/>
+                          </a:xfrm>
+                          <a:prstGeom prst="rect"/>
+                        </pic:spPr>
+                      </pic:pic>
+                    </a:graphicData>
+                  </a:graphic>
+                </wp:inline>
+              </w:drawing>
+            </w:r>
+            <w:r>
               <w:rPr>
                 <w:b w:val="0"/>
                 <w:i w:val="0"/>
                 <w:color w:val="1A1A1A"/>
                 <w:sz w:val="22"/>
               </w:rPr>
-              <w:t>Angles PQR and RQS share the side QR and together make a straight line. Angle PQR is 65°. Name the pair and find angle RQS.</w:t>
+              <w:t xml:space="preserve"> and </w:t>
+            </w:r>
+            <w:r>
+              <w:drawing>
+                <wp:inline xmlns:a="http://schemas.openxmlformats.org/drawingml/2006/main" xmlns:pic="http://schemas.openxmlformats.org/drawingml/2006/picture">
+                  <wp:extent cx="414528" cy="143256"/>
+                  <wp:docPr id="6" name="Picture 6"/>
+                  <wp:cNvGraphicFramePr>
+                    <a:graphicFrameLocks noChangeAspect="1"/>
+                  </wp:cNvGraphicFramePr>
+                  <a:graphic>
+                    <a:graphicData uri="http://schemas.openxmlformats.org/drawingml/2006/picture">
+                      <pic:pic>
+                        <pic:nvPicPr>
+                          <pic:cNvPr id="0" name="94ba1a85f233d610.png"/>
+                          <pic:cNvPicPr/>
+                        </pic:nvPicPr>
+                        <pic:blipFill>
+                          <a:blip r:embed="rId14"/>
+                          <a:stretch>
+                            <a:fillRect/>
+                          </a:stretch>
+                        </pic:blipFill>
+                        <pic:spPr>
+                          <a:xfrm>
+                            <a:off x="0" y="0"/>
+                            <a:ext cx="414528" cy="143256"/>
+                          </a:xfrm>
+                          <a:prstGeom prst="rect"/>
+                        </pic:spPr>
+                      </pic:pic>
+                    </a:graphicData>
+                  </a:graphic>
+                </wp:inline>
+              </w:drawing>
+            </w:r>
+            <w:r>
+              <w:rPr>
+                <w:b w:val="0"/>
+                <w:i w:val="0"/>
+                <w:color w:val="1A1A1A"/>
+                <w:sz w:val="22"/>
+              </w:rPr>
+              <w:t xml:space="preserve"> share the side QR and together make a straight line, and </w:t>
+            </w:r>
+            <w:r>
+              <w:drawing>
+                <wp:inline xmlns:a="http://schemas.openxmlformats.org/drawingml/2006/main" xmlns:pic="http://schemas.openxmlformats.org/drawingml/2006/picture">
+                  <wp:extent cx="935736" cy="146304"/>
+                  <wp:docPr id="7" name="Picture 7"/>
+                  <wp:cNvGraphicFramePr>
+                    <a:graphicFrameLocks noChangeAspect="1"/>
+                  </wp:cNvGraphicFramePr>
+                  <a:graphic>
+                    <a:graphicData uri="http://schemas.openxmlformats.org/drawingml/2006/picture">
+                      <pic:pic>
+                        <pic:nvPicPr>
+                          <pic:cNvPr id="0" name="94f4e461aedd34c4.png"/>
+                          <pic:cNvPicPr/>
+                        </pic:nvPicPr>
+                        <pic:blipFill>
+                          <a:blip r:embed="rId15"/>
+                          <a:stretch>
+                            <a:fillRect/>
+                          </a:stretch>
+                        </pic:blipFill>
+                        <pic:spPr>
+                          <a:xfrm>
+                            <a:off x="0" y="0"/>
+                            <a:ext cx="935736" cy="146304"/>
+                          </a:xfrm>
+                          <a:prstGeom prst="rect"/>
+                        </pic:spPr>
+                      </pic:pic>
+                    </a:graphicData>
+                  </a:graphic>
+                </wp:inline>
+              </w:drawing>
+            </w:r>
+            <w:r>
+              <w:rPr>
+                <w:b w:val="0"/>
+                <w:i w:val="0"/>
+                <w:color w:val="1A1A1A"/>
+                <w:sz w:val="22"/>
+              </w:rPr>
+              <w:t xml:space="preserve">. Name the pair and find </w:t>
+            </w:r>
+            <w:r>
+              <w:drawing>
+                <wp:inline xmlns:a="http://schemas.openxmlformats.org/drawingml/2006/main" xmlns:pic="http://schemas.openxmlformats.org/drawingml/2006/picture">
+                  <wp:extent cx="536448" cy="143256"/>
+                  <wp:docPr id="8" name="Picture 8"/>
+                  <wp:cNvGraphicFramePr>
+                    <a:graphicFrameLocks noChangeAspect="1"/>
+                  </wp:cNvGraphicFramePr>
+                  <a:graphic>
+                    <a:graphicData uri="http://schemas.openxmlformats.org/drawingml/2006/picture">
+                      <pic:pic>
+                        <pic:nvPicPr>
+                          <pic:cNvPr id="0" name="a455a864f2483e6a.png"/>
+                          <pic:cNvPicPr/>
+                        </pic:nvPicPr>
+                        <pic:blipFill>
+                          <a:blip r:embed="rId16"/>
+                          <a:stretch>
+                            <a:fillRect/>
+                          </a:stretch>
+                        </pic:blipFill>
+                        <pic:spPr>
+                          <a:xfrm>
+                            <a:off x="0" y="0"/>
+                            <a:ext cx="536448" cy="143256"/>
+                          </a:xfrm>
+                          <a:prstGeom prst="rect"/>
+                        </pic:spPr>
+                      </pic:pic>
+                    </a:graphicData>
+                  </a:graphic>
+                </wp:inline>
+              </w:drawing>
+            </w:r>
+            <w:r>
+              <w:rPr>
+                <w:b w:val="0"/>
+                <w:i w:val="0"/>
+                <w:color w:val="1A1A1A"/>
+                <w:sz w:val="22"/>
+              </w:rPr>
+              <w:t>.</w:t>
             </w:r>
           </w:p>
           <w:p>
